--- a/src/OpenXmlHtml.Tests/WordHeaderFooterTests.FormattedHeader.DotNet.verified.docx
+++ b/src/OpenXmlHtml.Tests/WordHeaderFooterTests.FormattedHeader.DotNet.verified.docx
@@ -56,6 +56,9 @@
           <w:tcBorders/>
         </w:tcPr>
         <w:p>
+          <w:pPr>
+            <w:jc w:val="right"/>
+          </w:pPr>
           <w:r>
             <w:rPr>
               <w:i/>
